--- a/talent-connections/reports/CHRO週報-A4-範例.docx
+++ b/talent-connections/reports/CHRO週報-A4-範例.docx
@@ -32,7 +32,7 @@
     </w:p>
     <w:p>
       <w:pPr>
-        <w:spacing w:after="20" w:before="0" w:line="240" w:lineRule="auto"/>
+        <w:spacing w:after="20" w:before="80" w:line="240" w:lineRule="auto"/>
       </w:pPr>
       <w:r>
         <w:rPr>
@@ -41,7 +41,7 @@
           <w:color w:val="8B0000"/>
           <w:sz w:val="22"/>
         </w:rPr>
-        <w:t>【主命題】</w:t>
+        <w:t>【核心命題】</w:t>
       </w:r>
     </w:p>
     <w:p>
@@ -54,7 +54,7 @@
           <w:b/>
           <w:sz w:val="23"/>
         </w:rPr>
-        <w:t>用數據與 AI，把招募從「憑感覺」變成「可被決策的引擎」，並建立全公司可複製的 AI-First 範本。</w:t>
+        <w:t>以數據與 AI 提升人才密度與組織效能，並透過跨職能協作收斂資源，使人資作業成為支撐 CMoney 戰略與 pre-IPO 目標的可複製能力平台。</w:t>
       </w:r>
     </w:p>
     <w:p>
@@ -68,7 +68,7 @@
           <w:color w:val="8B0000"/>
           <w:sz w:val="22"/>
         </w:rPr>
-        <w:t>【證據三角】</w:t>
+        <w:t>【關鍵成果（數據佐證）】</w:t>
       </w:r>
     </w:p>
     <w:p>
@@ -81,7 +81,7 @@
           <w:b/>
           <w:sz w:val="21"/>
         </w:rPr>
-        <w:t>① 改變決策的數字｜</w:t>
+        <w:t>① 數據洞見｜</w:t>
       </w:r>
       <w:r>
         <w:rPr>
@@ -89,7 +89,7 @@
           <w:b w:val="0"/>
           <w:sz w:val="21"/>
         </w:rPr>
-        <w:t>內推轉換率 39%（舊制 25%），最低職等占比 34%→8%（質明顯上移）→ 建議將推薦獎勵與雇主品牌資源向「內推管道」集中。（早期留存佳，惟觀察期短，暫不列為對外指標）</w:t>
+        <w:t>內推轉換率 39%（舊制 25%），最低職等占比 34%→8%，顯示進用品質提升；建議將推薦獎勵與雇主品牌資源向內推管道集中。（早期留存佳，因觀察期較短，暫不列為對外指標）</w:t>
       </w:r>
     </w:p>
     <w:p>
@@ -102,7 +102,7 @@
           <w:b/>
           <w:sz w:val="21"/>
         </w:rPr>
-        <w:t>② 已交付（可驗證）｜</w:t>
+        <w:t>② 已交付｜</w:t>
       </w:r>
       <w:r>
         <w:rPr>
@@ -110,7 +110,7 @@
           <w:b w:val="0"/>
           <w:sz w:val="21"/>
         </w:rPr>
-        <w:t>座位分機系統克服 edge case（待排座位區解「一座兩人」）、POC 驗收上線；MCP×SQL 招募儀表板雛形完成。</w:t>
+        <w:t>座位分機系統完成特殊情境處理（以待排座位區解新舊人交接同座）、POC 驗收並上線；MCP×SQL 招募儀表板雛形完成。</w:t>
       </w:r>
     </w:p>
     <w:p>
@@ -131,7 +131,7 @@
           <w:b w:val="0"/>
           <w:sz w:val="21"/>
         </w:rPr>
-        <w:t>「SQL 數據 → 儀表板 → AI Agent 自動化」playbook，HR 為試點，可原樣複製至其他部門。</w:t>
+        <w:t>建立「SQL 數據 → 儀表板 → AI Agent 自動化」標準流程，以人資為試點，可複製至其他部門。</w:t>
       </w:r>
     </w:p>
     <w:p>
@@ -145,7 +145,7 @@
           <w:color w:val="8B0000"/>
           <w:sz w:val="22"/>
         </w:rPr>
-        <w:t>【對公司的意義】</w:t>
+        <w:t>【對公司戰略的貢獻】</w:t>
       </w:r>
     </w:p>
     <w:p>
@@ -158,7 +158,7 @@
           <w:b w:val="0"/>
           <w:sz w:val="21"/>
         </w:rPr>
-        <w:t>• 人才密度：以「質量加權進用＋內推留任」為準，招募更準更省。</w:t>
+        <w:t>• 人才密度：以「質量加權進用＋內推留任」為衡量，招募更精準、更具成本效率。</w:t>
       </w:r>
     </w:p>
     <w:p>
@@ -171,33 +171,7 @@
           <w:b w:val="0"/>
           <w:sz w:val="21"/>
         </w:rPr>
-        <w:t>• AI-First 轉型：HR 成為全公司可複製的燈塔案例。</w:t>
-      </w:r>
-    </w:p>
-    <w:p>
-      <w:pPr>
-        <w:spacing w:after="40" w:before="0" w:line="240" w:lineRule="auto"/>
-      </w:pPr>
-      <w:r>
-        <w:rPr>
-          <w:rFonts w:ascii="微軟正黑體" w:hAnsi="微軟正黑體" w:eastAsia="微軟正黑體"/>
-          <w:b w:val="0"/>
-          <w:sz w:val="21"/>
-        </w:rPr>
-        <w:t>• 雇主品牌：內推故事對外化，降低 CAC。</w:t>
-      </w:r>
-    </w:p>
-    <w:p>
-      <w:pPr>
-        <w:spacing w:after="40" w:before="0" w:line="240" w:lineRule="auto"/>
-      </w:pPr>
-      <w:r>
-        <w:rPr>
-          <w:rFonts w:ascii="微軟正黑體" w:hAnsi="微軟正黑體" w:eastAsia="微軟正黑體"/>
-          <w:b w:val="0"/>
-          <w:sz w:val="21"/>
-        </w:rPr>
-        <w:t>• pre-IPO 效率：行政工時釋放，流程內控可稽核。</w:t>
+        <w:t>• AI-First 轉型：人資成為全公司可複製的示範案例。　• 雇主品牌：內推故事對外化，降低獲客成本（CAC）。　• pre-IPO 效率：釋放行政工時，流程內控可稽核。</w:t>
       </w:r>
     </w:p>
     <w:p>
@@ -211,7 +185,335 @@
           <w:color w:val="8B0000"/>
           <w:sz w:val="22"/>
         </w:rPr>
-        <w:t>【下一步賭注】</w:t>
+        <w:t>【階段性計畫】</w:t>
+      </w:r>
+    </w:p>
+    <w:tbl>
+      <w:tblPr>
+        <w:tblStyle w:val="TableGrid"/>
+        <w:tblW w:type="auto" w:w="0"/>
+        <w:tblLook w:firstColumn="1" w:firstRow="1" w:lastColumn="0" w:lastRow="0" w:noHBand="0" w:noVBand="1" w:val="04A0"/>
+      </w:tblPr>
+      <w:tblGrid>
+        <w:gridCol w:w="2608"/>
+        <w:gridCol w:w="2608"/>
+        <w:gridCol w:w="2608"/>
+        <w:gridCol w:w="2608"/>
+      </w:tblGrid>
+      <w:tr>
+        <w:tc>
+          <w:tcPr>
+            <w:tcW w:type="dxa" w:w="1191"/>
+          </w:tcPr>
+          <w:p>
+            <w:pPr>
+              <w:spacing w:after="0" w:line="240" w:lineRule="auto"/>
+            </w:pPr>
+            <w:r>
+              <w:rPr>
+                <w:rFonts w:ascii="微軟正黑體" w:hAnsi="微軟正黑體" w:eastAsia="微軟正黑體"/>
+                <w:b/>
+                <w:sz w:val="18"/>
+              </w:rPr>
+              <w:t>階段</w:t>
+            </w:r>
+          </w:p>
+        </w:tc>
+        <w:tc>
+          <w:tcPr>
+            <w:tcW w:type="dxa" w:w="1304"/>
+          </w:tcPr>
+          <w:p>
+            <w:pPr>
+              <w:spacing w:after="0" w:line="240" w:lineRule="auto"/>
+            </w:pPr>
+            <w:r>
+              <w:rPr>
+                <w:rFonts w:ascii="微軟正黑體" w:hAnsi="微軟正黑體" w:eastAsia="微軟正黑體"/>
+                <w:b/>
+                <w:sz w:val="18"/>
+              </w:rPr>
+              <w:t>期程</w:t>
+            </w:r>
+          </w:p>
+        </w:tc>
+        <w:tc>
+          <w:tcPr>
+            <w:tcW w:type="dxa" w:w="5216"/>
+          </w:tcPr>
+          <w:p>
+            <w:pPr>
+              <w:spacing w:after="0" w:line="240" w:lineRule="auto"/>
+            </w:pPr>
+            <w:r>
+              <w:rPr>
+                <w:rFonts w:ascii="微軟正黑體" w:hAnsi="微軟正黑體" w:eastAsia="微軟正黑體"/>
+                <w:b/>
+                <w:sz w:val="18"/>
+              </w:rPr>
+              <w:t>重點工作</w:t>
+            </w:r>
+          </w:p>
+        </w:tc>
+        <w:tc>
+          <w:tcPr>
+            <w:tcW w:type="dxa" w:w="2494"/>
+          </w:tcPr>
+          <w:p>
+            <w:pPr>
+              <w:spacing w:after="0" w:line="240" w:lineRule="auto"/>
+            </w:pPr>
+            <w:r>
+              <w:rPr>
+                <w:rFonts w:ascii="微軟正黑體" w:hAnsi="微軟正黑體" w:eastAsia="微軟正黑體"/>
+                <w:b/>
+                <w:sz w:val="18"/>
+              </w:rPr>
+              <w:t>衡量指標</w:t>
+            </w:r>
+          </w:p>
+        </w:tc>
+      </w:tr>
+      <w:tr>
+        <w:tc>
+          <w:tcPr>
+            <w:tcW w:type="dxa" w:w="1191"/>
+          </w:tcPr>
+          <w:p>
+            <w:pPr>
+              <w:spacing w:after="0" w:line="240" w:lineRule="auto"/>
+            </w:pPr>
+            <w:r>
+              <w:rPr>
+                <w:rFonts w:ascii="微軟正黑體" w:hAnsi="微軟正黑體" w:eastAsia="微軟正黑體"/>
+                <w:b w:val="0"/>
+                <w:sz w:val="18"/>
+              </w:rPr>
+              <w:t>一・建置</w:t>
+            </w:r>
+          </w:p>
+        </w:tc>
+        <w:tc>
+          <w:tcPr>
+            <w:tcW w:type="dxa" w:w="1304"/>
+          </w:tcPr>
+          <w:p>
+            <w:pPr>
+              <w:spacing w:after="0" w:line="240" w:lineRule="auto"/>
+            </w:pPr>
+            <w:r>
+              <w:rPr>
+                <w:rFonts w:ascii="微軟正黑體" w:hAnsi="微軟正黑體" w:eastAsia="微軟正黑體"/>
+                <w:b w:val="0"/>
+                <w:sz w:val="18"/>
+              </w:rPr>
+              <w:t>0–8 週</w:t>
+            </w:r>
+          </w:p>
+        </w:tc>
+        <w:tc>
+          <w:tcPr>
+            <w:tcW w:type="dxa" w:w="5216"/>
+          </w:tcPr>
+          <w:p>
+            <w:pPr>
+              <w:spacing w:after="0" w:line="240" w:lineRule="auto"/>
+            </w:pPr>
+            <w:r>
+              <w:rPr>
+                <w:rFonts w:ascii="微軟正黑體" w:hAnsi="微軟正黑體" w:eastAsia="微軟正黑體"/>
+                <w:b w:val="0"/>
+                <w:sz w:val="18"/>
+              </w:rPr>
+              <w:t>推薦進度回饋 SOP 上線；座位系統上線；儀表板與招募窗口對齊指標；內容人才樞紐單頁</w:t>
+            </w:r>
+          </w:p>
+        </w:tc>
+        <w:tc>
+          <w:tcPr>
+            <w:tcW w:type="dxa" w:w="2494"/>
+          </w:tcPr>
+          <w:p>
+            <w:pPr>
+              <w:spacing w:after="0" w:line="240" w:lineRule="auto"/>
+            </w:pPr>
+            <w:r>
+              <w:rPr>
+                <w:rFonts w:ascii="微軟正黑體" w:hAnsi="微軟正黑體" w:eastAsia="微軟正黑體"/>
+                <w:b w:val="0"/>
+                <w:sz w:val="18"/>
+              </w:rPr>
+              <w:t>內推轉換率、行政工時釋放</w:t>
+            </w:r>
+          </w:p>
+        </w:tc>
+      </w:tr>
+      <w:tr>
+        <w:tc>
+          <w:tcPr>
+            <w:tcW w:type="dxa" w:w="1191"/>
+          </w:tcPr>
+          <w:p>
+            <w:pPr>
+              <w:spacing w:after="0" w:line="240" w:lineRule="auto"/>
+            </w:pPr>
+            <w:r>
+              <w:rPr>
+                <w:rFonts w:ascii="微軟正黑體" w:hAnsi="微軟正黑體" w:eastAsia="微軟正黑體"/>
+                <w:b w:val="0"/>
+                <w:sz w:val="18"/>
+              </w:rPr>
+              <w:t>二・擴張</w:t>
+            </w:r>
+          </w:p>
+        </w:tc>
+        <w:tc>
+          <w:tcPr>
+            <w:tcW w:type="dxa" w:w="1304"/>
+          </w:tcPr>
+          <w:p>
+            <w:pPr>
+              <w:spacing w:after="0" w:line="240" w:lineRule="auto"/>
+            </w:pPr>
+            <w:r>
+              <w:rPr>
+                <w:rFonts w:ascii="微軟正黑體" w:hAnsi="微軟正黑體" w:eastAsia="微軟正黑體"/>
+                <w:b w:val="0"/>
+                <w:sz w:val="18"/>
+              </w:rPr>
+              <w:t>2–6 月</w:t>
+            </w:r>
+          </w:p>
+        </w:tc>
+        <w:tc>
+          <w:tcPr>
+            <w:tcW w:type="dxa" w:w="5216"/>
+          </w:tcPr>
+          <w:p>
+            <w:pPr>
+              <w:spacing w:after="0" w:line="240" w:lineRule="auto"/>
+            </w:pPr>
+            <w:r>
+              <w:rPr>
+                <w:rFonts w:ascii="微軟正黑體" w:hAnsi="微軟正黑體" w:eastAsia="微軟正黑體"/>
+                <w:b w:val="0"/>
+                <w:sz w:val="18"/>
+              </w:rPr>
+              <w:t>流程自動化（AI Agent）；opt-in 人才庫；識才者肯定機制；旗艦案例對外</w:t>
+            </w:r>
+          </w:p>
+        </w:tc>
+        <w:tc>
+          <w:tcPr>
+            <w:tcW w:type="dxa" w:w="2494"/>
+          </w:tcPr>
+          <w:p>
+            <w:pPr>
+              <w:spacing w:after="0" w:line="240" w:lineRule="auto"/>
+            </w:pPr>
+            <w:r>
+              <w:rPr>
+                <w:rFonts w:ascii="微軟正黑體" w:hAnsi="微軟正黑體" w:eastAsia="微軟正黑體"/>
+                <w:b w:val="0"/>
+                <w:sz w:val="18"/>
+              </w:rPr>
+              <w:t>質量加權進用↑、CAC↓</w:t>
+            </w:r>
+          </w:p>
+        </w:tc>
+      </w:tr>
+      <w:tr>
+        <w:tc>
+          <w:tcPr>
+            <w:tcW w:type="dxa" w:w="1191"/>
+          </w:tcPr>
+          <w:p>
+            <w:pPr>
+              <w:spacing w:after="0" w:line="240" w:lineRule="auto"/>
+            </w:pPr>
+            <w:r>
+              <w:rPr>
+                <w:rFonts w:ascii="微軟正黑體" w:hAnsi="微軟正黑體" w:eastAsia="微軟正黑體"/>
+                <w:b w:val="0"/>
+                <w:sz w:val="18"/>
+              </w:rPr>
+              <w:t>三・平台複製</w:t>
+            </w:r>
+          </w:p>
+        </w:tc>
+        <w:tc>
+          <w:tcPr>
+            <w:tcW w:type="dxa" w:w="1304"/>
+          </w:tcPr>
+          <w:p>
+            <w:pPr>
+              <w:spacing w:after="0" w:line="240" w:lineRule="auto"/>
+            </w:pPr>
+            <w:r>
+              <w:rPr>
+                <w:rFonts w:ascii="微軟正黑體" w:hAnsi="微軟正黑體" w:eastAsia="微軟正黑體"/>
+                <w:b w:val="0"/>
+                <w:sz w:val="18"/>
+              </w:rPr>
+              <w:t>6 月起</w:t>
+            </w:r>
+          </w:p>
+        </w:tc>
+        <w:tc>
+          <w:tcPr>
+            <w:tcW w:type="dxa" w:w="5216"/>
+          </w:tcPr>
+          <w:p>
+            <w:pPr>
+              <w:spacing w:after="0" w:line="240" w:lineRule="auto"/>
+            </w:pPr>
+            <w:r>
+              <w:rPr>
+                <w:rFonts w:ascii="微軟正黑體" w:hAnsi="微軟正黑體" w:eastAsia="微軟正黑體"/>
+                <w:b w:val="0"/>
+                <w:sz w:val="18"/>
+              </w:rPr>
+              <w:t>人才連結網絡 MVP；AI-First 流程複製至其他部門</w:t>
+            </w:r>
+          </w:p>
+        </w:tc>
+        <w:tc>
+          <w:tcPr>
+            <w:tcW w:type="dxa" w:w="2494"/>
+          </w:tcPr>
+          <w:p>
+            <w:pPr>
+              <w:spacing w:after="0" w:line="240" w:lineRule="auto"/>
+            </w:pPr>
+            <w:r>
+              <w:rPr>
+                <w:rFonts w:ascii="微軟正黑體" w:hAnsi="微軟正黑體" w:eastAsia="微軟正黑體"/>
+                <w:b w:val="0"/>
+                <w:sz w:val="18"/>
+              </w:rPr>
+              <w:t>跨部門複製數、留任率</w:t>
+            </w:r>
+          </w:p>
+        </w:tc>
+      </w:tr>
+    </w:tbl>
+    <w:p>
+      <w:pPr>
+        <w:spacing w:after="20" w:before="80" w:line="240" w:lineRule="auto"/>
+      </w:pPr>
+    </w:p>
+    <w:p>
+      <w:pPr>
+        <w:spacing w:after="20" w:before="80" w:line="240" w:lineRule="auto"/>
+      </w:pPr>
+      <w:r>
+        <w:rPr>
+          <w:rFonts w:ascii="微軟正黑體" w:hAnsi="微軟正黑體" w:eastAsia="微軟正黑體"/>
+          <w:b/>
+          <w:color w:val="8B0000"/>
+          <w:sz w:val="22"/>
+        </w:rPr>
+        <w:t>【需 CHRO 裁示事項】</w:t>
       </w:r>
     </w:p>
     <w:p>
@@ -224,21 +526,7 @@
           <w:b w:val="0"/>
           <w:sz w:val="21"/>
         </w:rPr>
-        <w:t>人才樞紐 MVP——合規版：opt-in 人才庫＋自家管道整合（不爬取履歷）；底層用現成、只自建內容層。</w:t>
-      </w:r>
-    </w:p>
-    <w:p>
-      <w:pPr>
-        <w:spacing w:after="20" w:before="80" w:line="240" w:lineRule="auto"/>
-      </w:pPr>
-      <w:r>
-        <w:rPr>
-          <w:rFonts w:ascii="微軟正黑體" w:hAnsi="微軟正黑體" w:eastAsia="微軟正黑體"/>
-          <w:b/>
-          <w:color w:val="8B0000"/>
-          <w:sz w:val="22"/>
-        </w:rPr>
-        <w:t>【需請 CHRO 拍板】</w:t>
+        <w:t>1. 人才樞紐本季目標層級：先聚焦對外雇主品牌（L3）？</w:t>
       </w:r>
     </w:p>
     <w:p>
@@ -251,20 +539,7 @@
           <w:b w:val="0"/>
           <w:sz w:val="21"/>
         </w:rPr>
-        <w:t>1. 人才樞紐本季目標層級：先打到對外雇主品牌（L3）即可？</w:t>
-      </w:r>
-    </w:p>
-    <w:p>
-      <w:pPr>
-        <w:spacing w:after="40" w:before="0" w:line="240" w:lineRule="auto"/>
-      </w:pPr>
-      <w:r>
-        <w:rPr>
-          <w:rFonts w:ascii="微軟正黑體" w:hAnsi="微軟正黑體" w:eastAsia="微軟正黑體"/>
-          <w:b w:val="0"/>
-          <w:sz w:val="21"/>
-        </w:rPr>
-        <w:t>2. 儀表板指標以「質量加權進用＋內推留任」為準，並請協調招募窗口對齊。</w:t>
+        <w:t>2. 儀表板指標以「質量加權進用＋內推留任」為準，並請協調招募窗口對齊定義。</w:t>
       </w:r>
     </w:p>
     <w:p>
@@ -278,12 +553,12 @@
           <w:color w:val="888888"/>
           <w:sz w:val="17"/>
         </w:rPr>
-        <w:t>合規：PDPA／不揭薪資／投信投顧法護欄已內建。</w:t>
+        <w:t>合規：個資法（PDPA）／不揭露薪資／證券投資顧問法相關規範之防線已內建；系統採現成底層、自建內容層。</w:t>
       </w:r>
     </w:p>
     <w:sectPr>
       <w:pgSz w:w="11906" w:h="16838"/>
-      <w:pgMar w:top="794" w:right="794" w:bottom="794" w:left="794" w:header="720" w:footer="720" w:gutter="0"/>
+      <w:pgMar w:top="737" w:right="737" w:bottom="737" w:left="737" w:header="720" w:footer="720" w:gutter="0"/>
       <w:cols w:space="720"/>
       <w:docGrid w:linePitch="360"/>
     </w:sectPr>

--- a/talent-connections/reports/CHRO週報-A4-範例.docx
+++ b/talent-connections/reports/CHRO週報-A4-範例.docx
@@ -54,7 +54,7 @@
           <w:b/>
           <w:sz w:val="23"/>
         </w:rPr>
-        <w:t>以數據與 AI 提升人才密度與組織效能，並透過跨職能協作收斂資源，使人資作業成為支撐 CMoney 戰略與 pre-IPO 目標的可複製能力平台。</w:t>
+        <w:t>以數據與 AI 提升人才密度與組織效能，並透過跨職能協作收斂資源，支援 CMoney 的組織變革與企業治理，使人資成為可複製的戰略能力平台。</w:t>
       </w:r>
     </w:p>
     <w:p>
@@ -171,7 +171,20 @@
           <w:b w:val="0"/>
           <w:sz w:val="21"/>
         </w:rPr>
-        <w:t>• AI-First 轉型：人資成為全公司可複製的示範案例。　• 雇主品牌：內推故事對外化，降低獲客成本（CAC）。　• pre-IPO 效率：釋放行政工時，流程內控可稽核。</w:t>
+        <w:t>• AI-First 轉型：人資成為全公司可複製的示範案例。　• 雇主品牌：內推故事對外化，降低獲客成本（CAC）。</w:t>
+      </w:r>
+    </w:p>
+    <w:p>
+      <w:pPr>
+        <w:spacing w:after="40" w:before="0" w:line="240" w:lineRule="auto"/>
+      </w:pPr>
+      <w:r>
+        <w:rPr>
+          <w:rFonts w:ascii="微軟正黑體" w:hAnsi="微軟正黑體" w:eastAsia="微軟正黑體"/>
+          <w:b w:val="0"/>
+          <w:sz w:val="21"/>
+        </w:rPr>
+        <w:t>• 組織變革與企業治理：釋放行政工時、流程標準化，強化資料治理與內控的可稽核性。</w:t>
       </w:r>
     </w:p>
     <w:p>
@@ -553,7 +566,7 @@
           <w:color w:val="888888"/>
           <w:sz w:val="17"/>
         </w:rPr>
-        <w:t>合規：個資法（PDPA）／不揭露薪資／證券投資顧問法相關規範之防線已內建；系統採現成底層、自建內容層。</w:t>
+        <w:t>合規與治理：個資法（PDPA）／不揭露薪資／證券投資顧問法相關規範之防線已內建；系統採現成底層、自建內容層。</w:t>
       </w:r>
     </w:p>
     <w:sectPr>
